--- a/Religionsforloeb_Ondskab.docx
+++ b/Religionsforloeb_Ondskab.docx
@@ -20,64 +20,51 @@
     </w:p>
     <w:p>
       <w:pPr>
-        <w:ind w:left="360"/>
+        <w:shd w:val="clear" w:fill="EEF1F6"/>
+        <w:ind w:left="259" w:right="144"/>
       </w:pPr>
       <w:r>
         <w:rPr>
           <w:b/>
-          <w:i/>
         </w:rPr>
         <w:t>Om forløbet:</w:t>
       </w:r>
       <w:r>
-        <w:rPr>
-          <w:i/>
-        </w:rPr>
         <w:t xml:space="preserve"> Et kort, men fagligt forløb om et af de helt store spørgsmål: Hvad er ondskab? Eleverne lærer at </w:t>
       </w:r>
       <w:r>
         <w:rPr>
           <w:b/>
-          <w:i/>
         </w:rPr>
         <w:t>skelne mellem forskellige typer ondskab</w:t>
       </w:r>
       <w:r>
-        <w:rPr>
-          <w:i/>
-        </w:rPr>
         <w:t xml:space="preserve">, møder religionernes forsøg på at forklare, hvorfor ondskab findes (teodicé-problemet), og kobler det til historien — især 2. verdenskrig. Forløbet lægger op til samtale og etisk refleksion og passer godt sammen med gruppeopgaven </w:t>
       </w:r>
       <w:r>
         <w:rPr>
           <w:b/>
-          <w:i/>
         </w:rPr>
         <w:t>Etiske dilemmaer</w:t>
       </w:r>
       <w:r>
-        <w:rPr>
-          <w:i/>
-        </w:rPr>
         <w:t xml:space="preserve"> og </w:t>
       </w:r>
       <w:r>
         <w:rPr>
           <w:b/>
-          <w:i/>
         </w:rPr>
         <w:t>Karakter-kamp</w:t>
       </w:r>
       <w:r>
-        <w:rPr>
-          <w:i/>
-        </w:rPr>
         <w:t>-spillet.</w:t>
       </w:r>
     </w:p>
     <w:p>
       <w:pPr>
-        <w:spacing w:after="120"/>
+        <w:pBdr>
+          <w:bottom w:val="single" w:sz="6" w:space="1" w:color="BBBBBB"/>
+        </w:pBdr>
       </w:pPr>
     </w:p>
     <w:p>
@@ -178,7 +165,9 @@
     </w:p>
     <w:p>
       <w:pPr>
-        <w:spacing w:after="120"/>
+        <w:pBdr>
+          <w:bottom w:val="single" w:sz="6" w:space="1" w:color="BBBBBB"/>
+        </w:pBdr>
       </w:pPr>
     </w:p>
     <w:p>
@@ -203,9 +192,9 @@
       </w:r>
     </w:p>
     <w:p>
-      <w:r>
-        <w:t xml:space="preserve">1. </w:t>
-      </w:r>
+      <w:pPr>
+        <w:pStyle w:val="ListNumber"/>
+      </w:pPr>
       <w:r>
         <w:rPr>
           <w:b/>
@@ -231,8 +220,13 @@
         <w:t>vil</w:t>
       </w:r>
       <w:r>
-        <w:t xml:space="preserve"> det onde; det sker. (Nogle vil sige, at dette slet ikke er "ondskab", men "ulykke/lidelse" — det er en god diskussion i sig selv.) 2. </w:t>
+        <w:t xml:space="preserve"> det onde; det sker. (Nogle vil sige, at dette slet ikke er "ondskab", men "ulykke/lidelse" — det er en god diskussion i sig selv.)</w:t>
       </w:r>
+    </w:p>
+    <w:p>
+      <w:pPr>
+        <w:pStyle w:val="ListNumber"/>
+      </w:pPr>
       <w:r>
         <w:rPr>
           <w:b/>
@@ -267,8 +261,13 @@
         <w:t>vælger</w:t>
       </w:r>
       <w:r>
-        <w:t xml:space="preserve"> det onde. 3. </w:t>
+        <w:t xml:space="preserve"> det onde.</w:t>
       </w:r>
+    </w:p>
+    <w:p>
+      <w:pPr>
+        <w:pStyle w:val="ListNumber"/>
+      </w:pPr>
       <w:r>
         <w:rPr>
           <w:b/>
@@ -299,7 +298,8 @@
     </w:p>
     <w:p>
       <w:pPr>
-        <w:ind w:left="360"/>
+        <w:shd w:val="clear" w:fill="EEF1F6"/>
+        <w:ind w:left="259" w:right="144"/>
       </w:pPr>
       <w:r>
         <w:rPr>
@@ -308,22 +308,15 @@
         <w:t>Tillæg for de hurtige:</w:t>
       </w:r>
       <w:r>
-        <w:rPr>
-          <w:i/>
-        </w:rPr>
         <w:t xml:space="preserve"> Filosoffen Leibniz talte også om en </w:t>
       </w:r>
       <w:r>
         <w:rPr>
           <w:b/>
-          <w:i/>
         </w:rPr>
         <w:t>metafysisk ondskab</w:t>
       </w:r>
       <w:r>
-        <w:rPr>
-          <w:i/>
-        </w:rPr>
         <w:t xml:space="preserve"> — at alt skabt og endeligt nødvendigvis er ufuldkomment. Den behøver man ikke gå dybt i, men den kan nævnes.</w:t>
       </w:r>
     </w:p>
@@ -412,7 +405,9 @@
     </w:p>
     <w:p>
       <w:pPr>
-        <w:spacing w:after="120"/>
+        <w:pBdr>
+          <w:bottom w:val="single" w:sz="6" w:space="1" w:color="BBBBBB"/>
+        </w:pBdr>
       </w:pPr>
     </w:p>
     <w:p>
@@ -435,9 +430,9 @@
       </w:r>
     </w:p>
     <w:p>
-      <w:r>
-        <w:t xml:space="preserve">1. </w:t>
-      </w:r>
+      <w:pPr>
+        <w:pStyle w:val="ListNumber"/>
+      </w:pPr>
       <w:r>
         <w:rPr>
           <w:b/>
@@ -445,8 +440,13 @@
         <w:t>Igangsætter (5 min):</w:t>
       </w:r>
       <w:r>
-        <w:t xml:space="preserve"> Skriv "ONDSKAB" på tavlen. Eleverne siger på skift ét ord eller ét eksempel, de forbinder med ondskab. Saml på tavlen. 2. </w:t>
+        <w:t xml:space="preserve"> Skriv "ONDSKAB" på tavlen. Eleverne siger på skift ét ord eller ét eksempel, de forbinder med ondskab. Saml på tavlen.</w:t>
       </w:r>
+    </w:p>
+    <w:p>
+      <w:pPr>
+        <w:pStyle w:val="ListNumber"/>
+      </w:pPr>
       <w:r>
         <w:rPr>
           <w:b/>
@@ -454,8 +454,13 @@
         <w:t>Oplæg (10 min):</w:t>
       </w:r>
       <w:r>
-        <w:t xml:space="preserve"> Gennemgå de tre typer ondskab (se faglig baggrund). Brug konkrete eksempler. 3. </w:t>
+        <w:t xml:space="preserve"> Gennemgå de tre typer ondskab (se faglig baggrund). Brug konkrete eksempler.</w:t>
       </w:r>
+    </w:p>
+    <w:p>
+      <w:pPr>
+        <w:pStyle w:val="ListNumber"/>
+      </w:pPr>
       <w:r>
         <w:rPr>
           <w:b/>
@@ -486,7 +491,7 @@
     </w:p>
     <w:p>
       <w:pPr>
-        <w:pStyle w:val="ListBullet"/>
+        <w:pStyle w:val="ListNumber"/>
       </w:pPr>
       <w:r>
         <w:rPr>
@@ -499,9 +504,9 @@
       </w:r>
     </w:p>
     <w:p>
-      <w:r>
-        <w:t xml:space="preserve">4. </w:t>
-      </w:r>
+      <w:pPr>
+        <w:pStyle w:val="ListNumber"/>
+      </w:pPr>
       <w:r>
         <w:rPr>
           <w:b/>
@@ -541,9 +546,9 @@
       </w:r>
     </w:p>
     <w:p>
-      <w:r>
-        <w:t xml:space="preserve">1. </w:t>
-      </w:r>
+      <w:pPr>
+        <w:pStyle w:val="ListNumber"/>
+      </w:pPr>
       <w:r>
         <w:rPr>
           <w:b/>
@@ -560,8 +565,13 @@
         <w:t>Hvis Gud er god og almægtig, hvorfor findes ondskab?</w:t>
       </w:r>
       <w:r>
-        <w:t xml:space="preserve"> Gennemgå svarene (fri vilje, syndefald, prøvelse, dualisme). Kort par-snak: Hvilket svar giver mest mening for jer — og hvorfor? 2. </w:t>
+        <w:t xml:space="preserve"> Gennemgå svarene (fri vilje, syndefald, prøvelse, dualisme). Kort par-snak: Hvilket svar giver mest mening for jer — og hvorfor?</w:t>
       </w:r>
+    </w:p>
+    <w:p>
+      <w:pPr>
+        <w:pStyle w:val="ListNumber"/>
+      </w:pPr>
       <w:r>
         <w:rPr>
           <w:b/>
@@ -569,8 +579,21 @@
         <w:t>Den banale ondskab (20 min):</w:t>
       </w:r>
       <w:r>
-        <w:t xml:space="preserve"> Fortæl om Hannah Arendt og Eichmann (kobling til jeres 2. verdenskrigs-forløb). Diskutér: Kan helt almindelige mennesker komme til at gøre forfærdelige ting? Hvad skal der til? (lydighed, gruppepres, at holde op med at tænke selv). Brug evt. Karakter-kamp-kortene Hitler, Eichmann-tiden, Anne Frank til at gøre det konkret. 3. </w:t>
+        <w:t xml:space="preserve"> Fortæl om Hannah Arendt og Eichmann (kobling til jeres</w:t>
       </w:r>
+    </w:p>
+    <w:p>
+      <w:pPr>
+        <w:pStyle w:val="ListNumber"/>
+      </w:pPr>
+      <w:r>
+        <w:t>verdenskrigs-forløb). Diskutér: Kan helt almindelige mennesker komme til at gøre forfærdelige ting? Hvad skal der til? (lydighed, gruppepres, at holde op med at tænke selv). Brug evt. Karakter-kamp-kortene Hitler, Eichmann-tiden, Anne Frank til at gøre det konkret.</w:t>
+      </w:r>
+    </w:p>
+    <w:p>
+      <w:pPr>
+        <w:pStyle w:val="ListNumber"/>
+      </w:pPr>
       <w:r>
         <w:rPr>
           <w:b/>
@@ -666,7 +689,9 @@
     </w:p>
     <w:p>
       <w:pPr>
-        <w:spacing w:after="120"/>
+        <w:pBdr>
+          <w:bottom w:val="single" w:sz="6" w:space="1" w:color="BBBBBB"/>
+        </w:pBdr>
       </w:pPr>
     </w:p>
     <w:p>
@@ -733,7 +758,9 @@
     </w:p>
     <w:p>
       <w:pPr>
-        <w:spacing w:after="120"/>
+        <w:pBdr>
+          <w:bottom w:val="single" w:sz="6" w:space="1" w:color="BBBBBB"/>
+        </w:pBdr>
       </w:pPr>
     </w:p>
     <w:p>

--- a/Religionsforloeb_Ondskab.docx
+++ b/Religionsforloeb_Ondskab.docx
@@ -115,10 +115,19 @@
         <w:rPr>
           <w:b/>
         </w:rPr>
-        <w:t>Eleven kan skelne mellem og give eksempler på forskellige typer ondskab</w:t>
+        <w:t>Eleven kan forholde sig til forskellige typer ondskab</w:t>
       </w:r>
       <w:r>
-        <w:t xml:space="preserve"> (naturlig, moralsk og banal ondskab).</w:t>
+        <w:t xml:space="preserve"> (naturlig, moralsk og banal) og </w:t>
+      </w:r>
+      <w:r>
+        <w:rPr>
+          <w:b/>
+        </w:rPr>
+        <w:t>begrunde sine afgrænsninger</w:t>
+      </w:r>
+      <w:r>
+        <w:t>.</w:t>
       </w:r>
     </w:p>
     <w:p>
@@ -129,10 +138,10 @@
         <w:rPr>
           <w:b/>
         </w:rPr>
-        <w:t>Eleven kan redegøre for, hvordan religioner forsøger at forklare ondskabens eksistens</w:t>
+        <w:t>Eleven kan tolke, hvordan religiøse fortællinger og forklaringer tyder ondskabens og lidelsens problem</w:t>
       </w:r>
       <w:r>
-        <w:t xml:space="preserve"> (teodicé-problemet, fri vilje, syndefald, dualisme).</w:t>
+        <w:t xml:space="preserve"> (teodicé-problemet, fri vilje, syndefald, Job, dualisme).</w:t>
       </w:r>
     </w:p>
     <w:p>
@@ -146,7 +155,16 @@
         <w:t>Eleven kan diskutere nuanceret</w:t>
       </w:r>
       <w:r>
-        <w:t>, om mennesket er født ondt eller godt, og hvad der skal til, for at almindelige mennesker gør onde ting.</w:t>
+        <w:t xml:space="preserve">, hvad der skal til, for at almindelige mennesker gør onde ting, og </w:t>
+      </w:r>
+      <w:r>
+        <w:rPr>
+          <w:b/>
+        </w:rPr>
+        <w:t>reflektere over ansvar</w:t>
+      </w:r>
+      <w:r>
+        <w:t>.</w:t>
       </w:r>
     </w:p>
     <w:p>
@@ -157,10 +175,10 @@
         <w:rPr>
           <w:b/>
         </w:rPr>
-        <w:t>Eleven kan koble begrebet ondskab til konkrete historiske begivenheder</w:t>
+        <w:t>Eleven kan forholde sig til og sammenligne flere religioners svar på, hvorfor lidelse findes</w:t>
       </w:r>
       <w:r>
-        <w:t xml:space="preserve"> (fx Holocaust).</w:t>
+        <w:t>, og koble den banale ondskab til konkrete historiske begivenheder (fx Holocaust).</w:t>
       </w:r>
     </w:p>
     <w:p>
